--- a/fuentes/12310040_CF3_Actividad didactica.docx
+++ b/fuentes/12310040_CF3_Actividad didactica.docx
@@ -193,7 +193,6 @@
               </w:rPr>
               <w:t xml:space="preserve">Las indicaciones, el mensaje de correcto e incorrecto debe estar la redacción en </w:t>
             </w:r>
-            <w:proofErr w:type="gramStart"/>
             <w:r>
               <w:rPr>
                 <w:rFonts w:eastAsia="Calibri"/>
@@ -202,9 +201,8 @@
                 <w:sz w:val="20"/>
                 <w:szCs w:val="20"/>
               </w:rPr>
-              <w:t>segundo persona</w:t>
-            </w:r>
-            <w:proofErr w:type="gramEnd"/>
+              <w:t>segunda persona</w:t>
+            </w:r>
             <w:r>
               <w:rPr>
                 <w:rFonts w:eastAsia="Calibri"/>
@@ -283,29 +281,7 @@
                 <w:sz w:val="20"/>
                 <w:szCs w:val="20"/>
               </w:rPr>
-              <w:t xml:space="preserve">Señale en la columna </w:t>
-            </w:r>
-            <w:proofErr w:type="spellStart"/>
-            <w:r>
-              <w:rPr>
-                <w:rFonts w:eastAsia="Calibri"/>
-                <w:b w:val="0"/>
-                <w:color w:val="000000" w:themeColor="text1"/>
-                <w:sz w:val="20"/>
-                <w:szCs w:val="20"/>
-              </w:rPr>
-              <w:t>Rta</w:t>
-            </w:r>
-            <w:proofErr w:type="spellEnd"/>
-            <w:r>
-              <w:rPr>
-                <w:rFonts w:eastAsia="Calibri"/>
-                <w:b w:val="0"/>
-                <w:color w:val="000000" w:themeColor="text1"/>
-                <w:sz w:val="20"/>
-                <w:szCs w:val="20"/>
-              </w:rPr>
-              <w:t>. Correcta con una (x) de acuerdo con las opciones presentadas.</w:t>
+              <w:t>Señale en la columna Rta. Correcta con una (x) de acuerdo con las opciones presentadas.</w:t>
             </w:r>
           </w:p>
           <w:p>
@@ -716,23 +692,13 @@
                 <w:color w:val="000000" w:themeColor="text1"/>
               </w:rPr>
             </w:pPr>
-            <w:proofErr w:type="spellStart"/>
-            <w:r>
-              <w:rPr>
-                <w:rFonts w:eastAsia="Calibri"/>
-                <w:bCs/>
-                <w:color w:val="000000" w:themeColor="text1"/>
-              </w:rPr>
-              <w:t>Rta</w:t>
-            </w:r>
-            <w:proofErr w:type="spellEnd"/>
-            <w:r>
-              <w:rPr>
-                <w:rFonts w:eastAsia="Calibri"/>
-                <w:bCs/>
-                <w:color w:val="000000" w:themeColor="text1"/>
-              </w:rPr>
-              <w:t>(s) correcta(s) (x)</w:t>
+            <w:r>
+              <w:rPr>
+                <w:rFonts w:eastAsia="Calibri"/>
+                <w:bCs/>
+                <w:color w:val="000000" w:themeColor="text1"/>
+              </w:rPr>
+              <w:t>Rta(s) correcta(s) (x)</w:t>
             </w:r>
           </w:p>
         </w:tc>
@@ -1307,14 +1273,7 @@
                 <w:rFonts w:ascii="Calibri" w:hAnsi="Calibri" w:cs="Calibri"/>
                 <w:color w:val="000000"/>
               </w:rPr>
-              <w:t>Crédito bancario</w:t>
-            </w:r>
-            <w:r>
-              <w:rPr>
-                <w:rFonts w:ascii="Calibri" w:hAnsi="Calibri" w:cs="Calibri"/>
-                <w:color w:val="000000"/>
-              </w:rPr>
-              <w:t>.</w:t>
+              <w:t>Crédito bancario.</w:t>
             </w:r>
           </w:p>
         </w:tc>
@@ -1389,14 +1348,7 @@
                 <w:rFonts w:ascii="Calibri" w:hAnsi="Calibri" w:cs="Calibri"/>
                 <w:color w:val="000000"/>
               </w:rPr>
-              <w:t>Inversión extranjera</w:t>
-            </w:r>
-            <w:r>
-              <w:rPr>
-                <w:rFonts w:ascii="Calibri" w:hAnsi="Calibri" w:cs="Calibri"/>
-                <w:color w:val="000000"/>
-              </w:rPr>
-              <w:t>.</w:t>
+              <w:t>Inversión extranjera.</w:t>
             </w:r>
           </w:p>
         </w:tc>
@@ -2085,6 +2037,16 @@
                 <w:szCs w:val="20"/>
               </w:rPr>
               <w:t>Estrategia comercial</w:t>
+            </w:r>
+            <w:r>
+              <w:rPr>
+                <w:rFonts w:eastAsia="Calibri"/>
+                <w:bCs/>
+                <w:color w:val="000000" w:themeColor="text1"/>
+                <w:sz w:val="20"/>
+                <w:szCs w:val="20"/>
+              </w:rPr>
+              <w:t>.</w:t>
             </w:r>
           </w:p>
         </w:tc>
@@ -6109,23 +6071,13 @@
                 <w:color w:val="000000" w:themeColor="text1"/>
               </w:rPr>
             </w:pPr>
-            <w:proofErr w:type="spellStart"/>
-            <w:r>
-              <w:rPr>
-                <w:rFonts w:eastAsia="Calibri"/>
-                <w:bCs/>
-                <w:color w:val="000000" w:themeColor="text1"/>
-              </w:rPr>
-              <w:t>Rta</w:t>
-            </w:r>
-            <w:proofErr w:type="spellEnd"/>
-            <w:r>
-              <w:rPr>
-                <w:rFonts w:eastAsia="Calibri"/>
-                <w:bCs/>
-                <w:color w:val="000000" w:themeColor="text1"/>
-              </w:rPr>
-              <w:t>(s) correcta(s) (x)</w:t>
+            <w:r>
+              <w:rPr>
+                <w:rFonts w:eastAsia="Calibri"/>
+                <w:bCs/>
+                <w:color w:val="000000" w:themeColor="text1"/>
+              </w:rPr>
+              <w:t>Rta(s) correcta(s) (x)</w:t>
             </w:r>
           </w:p>
         </w:tc>
@@ -12285,7 +12237,7 @@
     <w:qFormat/>
     <w:rsid w:val="0044239B"/>
   </w:style>
-  <w:style w:type="paragraph" w:styleId="Ttulo1">
+  <w:style w:type="paragraph" w:styleId="Heading1">
     <w:name w:val="heading 1"/>
     <w:basedOn w:val="Normal"/>
     <w:next w:val="Normal"/>
@@ -12302,7 +12254,7 @@
       <w:szCs w:val="40"/>
     </w:rPr>
   </w:style>
-  <w:style w:type="paragraph" w:styleId="Ttulo2">
+  <w:style w:type="paragraph" w:styleId="Heading2">
     <w:name w:val="heading 2"/>
     <w:basedOn w:val="Normal"/>
     <w:next w:val="Normal"/>
@@ -12321,7 +12273,7 @@
       <w:szCs w:val="32"/>
     </w:rPr>
   </w:style>
-  <w:style w:type="paragraph" w:styleId="Ttulo3">
+  <w:style w:type="paragraph" w:styleId="Heading3">
     <w:name w:val="heading 3"/>
     <w:basedOn w:val="Normal"/>
     <w:next w:val="Normal"/>
@@ -12341,7 +12293,7 @@
       <w:szCs w:val="28"/>
     </w:rPr>
   </w:style>
-  <w:style w:type="paragraph" w:styleId="Ttulo4">
+  <w:style w:type="paragraph" w:styleId="Heading4">
     <w:name w:val="heading 4"/>
     <w:basedOn w:val="Normal"/>
     <w:next w:val="Normal"/>
@@ -12361,7 +12313,7 @@
       <w:szCs w:val="24"/>
     </w:rPr>
   </w:style>
-  <w:style w:type="paragraph" w:styleId="Ttulo5">
+  <w:style w:type="paragraph" w:styleId="Heading5">
     <w:name w:val="heading 5"/>
     <w:basedOn w:val="Normal"/>
     <w:next w:val="Normal"/>
@@ -12379,7 +12331,7 @@
       <w:color w:val="666666"/>
     </w:rPr>
   </w:style>
-  <w:style w:type="paragraph" w:styleId="Ttulo6">
+  <w:style w:type="paragraph" w:styleId="Heading6">
     <w:name w:val="heading 6"/>
     <w:basedOn w:val="Normal"/>
     <w:next w:val="Normal"/>
@@ -12398,12 +12350,13 @@
       <w:color w:val="666666"/>
     </w:rPr>
   </w:style>
-  <w:style w:type="character" w:default="1" w:styleId="Fuentedeprrafopredeter">
+  <w:style w:type="character" w:default="1" w:styleId="DefaultParagraphFont">
     <w:name w:val="Default Paragraph Font"/>
     <w:uiPriority w:val="1"/>
+    <w:semiHidden/>
     <w:unhideWhenUsed/>
   </w:style>
-  <w:style w:type="table" w:default="1" w:styleId="Tablanormal">
+  <w:style w:type="table" w:default="1" w:styleId="TableNormal">
     <w:name w:val="Normal Table"/>
     <w:uiPriority w:val="99"/>
     <w:semiHidden/>
@@ -12418,13 +12371,13 @@
       </w:tblCellMar>
     </w:tblPr>
   </w:style>
-  <w:style w:type="numbering" w:default="1" w:styleId="Sinlista">
+  <w:style w:type="numbering" w:default="1" w:styleId="NoList">
     <w:name w:val="No List"/>
     <w:uiPriority w:val="99"/>
     <w:semiHidden/>
     <w:unhideWhenUsed/>
   </w:style>
-  <w:style w:type="paragraph" w:styleId="Ttulo">
+  <w:style w:type="paragraph" w:styleId="Title">
     <w:name w:val="Title"/>
     <w:basedOn w:val="Normal"/>
     <w:next w:val="Normal"/>
@@ -12440,7 +12393,7 @@
       <w:szCs w:val="52"/>
     </w:rPr>
   </w:style>
-  <w:style w:type="paragraph" w:styleId="Subttulo">
+  <w:style w:type="paragraph" w:styleId="Subtitle">
     <w:name w:val="Subtitle"/>
     <w:basedOn w:val="Normal"/>
     <w:next w:val="Normal"/>
@@ -12458,7 +12411,7 @@
     </w:rPr>
   </w:style>
   <w:style w:type="table" w:customStyle="1" w:styleId="a">
-    <w:basedOn w:val="Tablanormal"/>
+    <w:basedOn w:val="TableNormal"/>
     <w:pPr>
       <w:spacing w:line="240" w:lineRule="auto"/>
     </w:pPr>
@@ -12515,7 +12468,7 @@
     </w:tblStylePr>
   </w:style>
   <w:style w:type="table" w:customStyle="1" w:styleId="a0">
-    <w:basedOn w:val="Tablanormal"/>
+    <w:basedOn w:val="TableNormal"/>
     <w:tblPr>
       <w:tblStyleRowBandSize w:val="1"/>
       <w:tblStyleColBandSize w:val="1"/>
@@ -12527,9 +12480,9 @@
       </w:tblCellMar>
     </w:tblPr>
   </w:style>
-  <w:style w:type="character" w:styleId="Fuerte">
+  <w:style w:type="character" w:styleId="Strong">
     <w:name w:val="Strong"/>
-    <w:basedOn w:val="Fuentedeprrafopredeter"/>
+    <w:basedOn w:val="DefaultParagraphFont"/>
     <w:uiPriority w:val="22"/>
     <w:qFormat/>
     <w:rsid w:val="007C0131"/>
@@ -12862,6 +12815,15 @@
 </file>
 
 <file path=customXml/item1.xml><?xml version="1.0" encoding="utf-8"?>
+<?mso-contentType ?>
+<FormTemplates xmlns="http://schemas.microsoft.com/sharepoint/v3/contenttype/forms">
+  <Display>DocumentLibraryForm</Display>
+  <Edit>DocumentLibraryForm</Edit>
+  <New>DocumentLibraryForm</New>
+</FormTemplates>
+</file>
+
+<file path=customXml/item2.xml><?xml version="1.0" encoding="utf-8"?>
 <ct:contentTypeSchema xmlns:ct="http://schemas.microsoft.com/office/2006/metadata/contentType" xmlns:ma="http://schemas.microsoft.com/office/2006/metadata/properties/metaAttributes" ct:_="" ma:_="" ma:contentTypeName="Documento" ma:contentTypeID="0x0101006A81D6BD42E8DF4C91013959704817E1" ma:contentTypeVersion="15" ma:contentTypeDescription="Crear nuevo documento." ma:contentTypeScope="" ma:versionID="bf4f72ffd194f0963ff564daca6869f7">
   <xsd:schema xmlns:xsd="http://www.w3.org/2001/XMLSchema" xmlns:xs="http://www.w3.org/2001/XMLSchema" xmlns:p="http://schemas.microsoft.com/office/2006/metadata/properties" xmlns:ns2="13c90a0b-73bc-4dc0-be5f-28d77b615beb" xmlns:ns3="13c93bba-48ce-428c-bfe5-88b42c19b028" targetNamespace="http://schemas.microsoft.com/office/2006/metadata/properties" ma:root="true" ma:fieldsID="8718d6f4873a5b1392a45044efa78385" ns2:_="" ns3:_="">
     <xsd:import namespace="13c90a0b-73bc-4dc0-be5f-28d77b615beb"/>
@@ -13096,7 +13058,7 @@
 </ct:contentTypeSchema>
 </file>
 
-<file path=customXml/item2.xml><?xml version="1.0" encoding="utf-8"?>
+<file path=customXml/item3.xml><?xml version="1.0" encoding="utf-8"?>
 <p:properties xmlns:p="http://schemas.microsoft.com/office/2006/metadata/properties" xmlns:xsi="http://www.w3.org/2001/XMLSchema-instance" xmlns:pc="http://schemas.microsoft.com/office/infopath/2007/PartnerControls">
   <documentManagement>
     <TaxCatchAll xmlns="13c90a0b-73bc-4dc0-be5f-28d77b615beb" xsi:nil="true"/>
@@ -13107,32 +13069,40 @@
 </p:properties>
 </file>
 
-<file path=customXml/item3.xml><?xml version="1.0" encoding="utf-8"?>
-<?mso-contentType ?>
-<FormTemplates xmlns="http://schemas.microsoft.com/sharepoint/v3/contenttype/forms">
-  <Display>DocumentLibraryForm</Display>
-  <Edit>DocumentLibraryForm</Edit>
-  <New>DocumentLibraryForm</New>
-</FormTemplates>
-</file>
-
 <file path=customXml/itemProps1.xml><?xml version="1.0" encoding="utf-8"?>
-<ds:datastoreItem xmlns:ds="http://schemas.openxmlformats.org/officeDocument/2006/customXml" ds:itemID="{1B0D5313-5FF3-43EA-8E86-762E98BEA376}"/>
+<ds:datastoreItem xmlns:ds="http://schemas.openxmlformats.org/officeDocument/2006/customXml" ds:itemID="{8D6148C9-7AAB-4910-8260-25A9817EC0D2}">
+  <ds:schemaRefs>
+    <ds:schemaRef ds:uri="http://schemas.microsoft.com/sharepoint/v3/contenttype/forms"/>
+  </ds:schemaRefs>
+</ds:datastoreItem>
 </file>
 
 <file path=customXml/itemProps2.xml><?xml version="1.0" encoding="utf-8"?>
-<ds:datastoreItem xmlns:ds="http://schemas.openxmlformats.org/officeDocument/2006/customXml" ds:itemID="{DDBB323B-B775-45CF-8886-0F107D578918}">
+<ds:datastoreItem xmlns:ds="http://schemas.openxmlformats.org/officeDocument/2006/customXml" ds:itemID="{1B0D5313-5FF3-43EA-8E86-762E98BEA376}">
   <ds:schemaRefs>
+    <ds:schemaRef ds:uri="http://schemas.microsoft.com/office/2006/metadata/contentType"/>
+    <ds:schemaRef ds:uri="http://schemas.microsoft.com/office/2006/metadata/properties/metaAttributes"/>
+    <ds:schemaRef ds:uri="http://www.w3.org/2001/XMLSchema"/>
     <ds:schemaRef ds:uri="http://schemas.microsoft.com/office/2006/metadata/properties"/>
+    <ds:schemaRef ds:uri="13c90a0b-73bc-4dc0-be5f-28d77b615beb"/>
+    <ds:schemaRef ds:uri="13c93bba-48ce-428c-bfe5-88b42c19b028"/>
+    <ds:schemaRef ds:uri="http://schemas.microsoft.com/office/2006/documentManagement/types"/>
     <ds:schemaRef ds:uri="http://schemas.microsoft.com/office/infopath/2007/PartnerControls"/>
+    <ds:schemaRef ds:uri="http://schemas.openxmlformats.org/package/2006/metadata/core-properties"/>
+    <ds:schemaRef ds:uri="http://purl.org/dc/elements/1.1/"/>
+    <ds:schemaRef ds:uri="http://purl.org/dc/terms/"/>
+    <ds:schemaRef ds:uri="http://schemas.microsoft.com/internal/obd"/>
   </ds:schemaRefs>
 </ds:datastoreItem>
 </file>
 
 <file path=customXml/itemProps3.xml><?xml version="1.0" encoding="utf-8"?>
-<ds:datastoreItem xmlns:ds="http://schemas.openxmlformats.org/officeDocument/2006/customXml" ds:itemID="{8D6148C9-7AAB-4910-8260-25A9817EC0D2}">
+<ds:datastoreItem xmlns:ds="http://schemas.openxmlformats.org/officeDocument/2006/customXml" ds:itemID="{DDBB323B-B775-45CF-8886-0F107D578918}">
   <ds:schemaRefs>
-    <ds:schemaRef ds:uri="http://schemas.microsoft.com/sharepoint/v3/contenttype/forms"/>
+    <ds:schemaRef ds:uri="http://schemas.microsoft.com/office/2006/metadata/properties"/>
+    <ds:schemaRef ds:uri="http://schemas.microsoft.com/office/infopath/2007/PartnerControls"/>
+    <ds:schemaRef ds:uri="13c90a0b-73bc-4dc0-be5f-28d77b615beb"/>
+    <ds:schemaRef ds:uri="13c93bba-48ce-428c-bfe5-88b42c19b028"/>
   </ds:schemaRefs>
 </ds:datastoreItem>
 </file>